--- a/ru/discovery-articles/7.12 Термоядерный синтез.docx
+++ b/ru/discovery-articles/7.12 Термоядерный синтез.docx
@@ -4,136 +4,103 @@
   <w:body>
     <w:p>
       <w:pPr>
-        <w:spacing w:before="0" w:after="80"/>
+        <w:pStyle w:val="Title"/>
+        <w:widowControl/>
       </w:pPr>
       <w:r>
-        <w:rPr>
-          <w:rFonts w:ascii="Calibri" w:hAnsi="Calibri" w:cs="Calibri"/>
-          <w:b/>
-          <w:color w:val="2E74B5"/>
-          <w:sz w:val="20"/>
-        </w:rPr>
-        <w:t>7. Новые и преобразующие технологии</w:t>
+        <w:t>7.12 Термоядерный синтез</w:t>
       </w:r>
     </w:p>
     <w:p>
       <w:pPr>
         <w:keepNext/>
-        <w:spacing w:before="0" w:after="120"/>
+        <w:widowControl/>
       </w:pPr>
       <w:r>
         <w:rPr>
-          <w:rFonts w:ascii="Calibri" w:hAnsi="Calibri" w:cs="Calibri"/>
-          <w:b/>
-          <w:color w:val="0B2545"/>
-          <w:sz w:val="48"/>
+          <w:sz w:val="20"/>
         </w:rPr>
-        <w:t>7.12 Термоядерный синтез</w:t>
+        <w:t>7. Новые технологии, меняющие мир</w:t>
       </w:r>
     </w:p>
     <w:p>
       <w:pPr>
-        <w:spacing w:before="0" w:after="200" w:line="276" w:lineRule="auto"/>
+        <w:keepNext/>
+        <w:widowControl/>
       </w:pPr>
       <w:r>
         <w:rPr>
-          <w:rFonts w:ascii="Calibri" w:hAnsi="Calibri" w:cs="Calibri"/>
-          <w:i/>
-          <w:color w:val="666666"/>
-          <w:sz w:val="21"/>
+          <w:sz w:val="20"/>
         </w:rPr>
-        <w:t>Период: середина XX века — исследования реакторов и физики термоядерного оружия; десятилетия экспериментов с магнитным и инерционным удержанием; продолжающиеся попытки создать электростанцию | Ключевые фигуры и организации: физики плазмы во всём мире; программы токамаков и лазерного синтеза, включая партнёров ITER и национальные лаборатории</w:t>
+        <w:t>Период: середина XX века — исследовательские установки и оружейная физика; десятилетия магнитного и инерциального удержания; продолжающийся поиск энергетической установки | Основные участники: физики плазмы, программы токамаков и лазеров, партнёры ITER и национальные лаборатории</w:t>
       </w:r>
     </w:p>
     <w:p>
       <w:pPr>
-        <w:spacing w:before="0" w:after="200" w:line="300" w:lineRule="auto"/>
+        <w:widowControl/>
       </w:pPr>
       <w:r>
-        <w:rPr>
-          <w:rFonts w:ascii="Calibri" w:hAnsi="Calibri" w:cs="Calibri"/>
-          <w:color w:val="0B2545"/>
-          <w:sz w:val="23"/>
-        </w:rPr>
-        <w:t>При термоядерном синтезе лёгкие атомные ядра соединяются, а часть их массы превращается в энергию — именно этот процесс питает звёзды. Инженеры пытаются научиться управлять синтезом, чтобы получить мощный низкоуглеродный источник энергии, пригодность которого для электростанций ещё предстоит доказать.</w:t>
+        <w:t>При термоядерном синтезе лёгкие атомные ядра соединяются, а часть массы превращается в энергию. Этот процесс питает звёзды. Инженеры стремятся использовать управляемый синтез как источник энергии с низкими углеродными выбросами и большой энергоёмкостью, но его работоспособность в масштабе электростанции ещё предстоит доказать.</w:t>
       </w:r>
     </w:p>
     <w:p>
       <w:pPr>
         <w:pStyle w:val="Heading1"/>
+        <w:widowControl/>
       </w:pPr>
       <w:r>
-        <w:t>Ключевые факты</w:t>
+        <w:t>Кратко о главном</w:t>
       </w:r>
     </w:p>
     <w:p>
       <w:pPr>
-        <w:keepLines/>
-        <w:spacing w:after="80" w:line="300" w:lineRule="auto"/>
-        <w:numPr>
-          <w:ilvl w:val="0"/>
-          <w:numId w:val="10"/>
-        </w:numPr>
+        <w:pStyle w:val="ListBullet"/>
+        <w:widowControl/>
       </w:pPr>
       <w:r>
-        <w:t>Солнце получает энергию благодаря слиянию изотопов водорода при колоссальных температуре и давлении.</w:t>
+        <w:t>Солнце питается соединением изотопов водорода при крайне высоких температуре и давлении.</w:t>
       </w:r>
     </w:p>
     <w:p>
       <w:pPr>
-        <w:keepLines/>
-        <w:spacing w:after="80" w:line="300" w:lineRule="auto"/>
-        <w:numPr>
-          <w:ilvl w:val="0"/>
-          <w:numId w:val="10"/>
-        </w:numPr>
+        <w:pStyle w:val="ListBullet"/>
+        <w:widowControl/>
       </w:pPr>
       <w:r>
-        <w:t>Главные лабораторные подходы — магнитное удержание в токамаках и стеллараторах и инерционное удержание с помощью лазеров.</w:t>
+        <w:t>Ведущие подходы — магнитное удержание в токамаках и стеллараторах и инерциальное с помощью лазеров.</w:t>
       </w:r>
     </w:p>
     <w:p>
       <w:pPr>
-        <w:keepLines/>
-        <w:spacing w:after="80" w:line="300" w:lineRule="auto"/>
-        <w:numPr>
-          <w:ilvl w:val="0"/>
-          <w:numId w:val="10"/>
-        </w:numPr>
+        <w:pStyle w:val="ListBullet"/>
+        <w:widowControl/>
       </w:pPr>
       <w:r>
-        <w:t>Некоторые установки сообщали о положительном энергетическом выходе в коротких экспериментальных импульсах, но непрерывная коммерческая выработка электричества пока не достигнута.</w:t>
+        <w:t>Некоторые установки сообщили об энергетическом выигрыше коротких импульсов, но непрерывной коммерческой выработки ещё нет.</w:t>
       </w:r>
     </w:p>
     <w:p>
       <w:pPr>
-        <w:keepLines/>
-        <w:spacing w:after="80" w:line="300" w:lineRule="auto"/>
-        <w:numPr>
-          <w:ilvl w:val="0"/>
-          <w:numId w:val="10"/>
-        </w:numPr>
+        <w:pStyle w:val="ListBullet"/>
+        <w:widowControl/>
       </w:pPr>
       <w:r>
-        <w:t>Большинство проектов ориентируется на смесь дейтерия и трития; главные трудности связаны с материалами и воспроизводством тритиевого топлива.</w:t>
+        <w:t>Часто изучают дейтерий и тритий с трудностями материалов и воспроизводства трития.</w:t>
       </w:r>
     </w:p>
     <w:p>
       <w:pPr>
-        <w:keepLines/>
-        <w:spacing w:after="80" w:line="300" w:lineRule="auto"/>
-        <w:numPr>
-          <w:ilvl w:val="0"/>
-          <w:numId w:val="10"/>
-        </w:numPr>
+        <w:pStyle w:val="ListBullet"/>
+        <w:widowControl/>
       </w:pPr>
       <w:r>
-        <w:t>Международные проекты, такие как ITER, должны продемонстрировать устойчивую горящую плазму для исследовательских целей.</w:t>
+        <w:t>Международные проекты вроде ITER стремятся показать длительно горящую плазму для исследований.</w:t>
       </w:r>
     </w:p>
     <w:p>
       <w:pPr>
         <w:pStyle w:val="Heading1"/>
+        <w:widowControl/>
       </w:pPr>
       <w:r>
         <w:t>Что это такое</w:t>
@@ -141,143 +108,101 @@
     </w:p>
     <w:p>
       <w:pPr>
-        <w:keepLines w:val="0"/>
+        <w:widowControl/>
       </w:pPr>
       <w:r>
-        <w:t>Термоядерный синтез — это слияние лёгких атомных ядер в более тяжёлые с выделением энергии. Она появляется потому, что масса продуктов реакции оказывается немного меньше массы исходных ядер.</w:t>
-      </w:r>
-    </w:p>
-    <w:p>
-      <w:pPr>
-        <w:keepLines w:val="0"/>
-      </w:pPr>
-      <w:r>
-        <w:t>На Земле исследователи нагревают и удерживают плазму — ионизованный газ — до состояния, в котором изотопы, например дейтерий и тритий, сталкиваются и сливаются. Топливо удерживают магнитными полями или кратковременным сжатием. Говоря образно, задача состоит в том, чтобы безопасно запереть в установке крошечный фрагмент Солнца.</w:t>
+        <w:t>При ядерном синтезе лёгкие ядра образуют более тяжёлые. Если масса продуктов немного меньше исходной, выделяется энергия. На Земле исследователи нагревают и удерживают плазму — ионизированный газ, — чтобы столкновения приводили к слиянию изотопов, например дейтерия и трития. Магнитные поля или быстрое сжатие удерживают топливо достаточно долго для реакции. Образно это попытка безопасно воспроизвести в установке часть процессов, происходящих на Солнце.</w:t>
       </w:r>
     </w:p>
     <w:p>
       <w:pPr>
         <w:pStyle w:val="Heading1"/>
+        <w:widowControl/>
       </w:pPr>
       <w:r>
-        <w:t>Кто это открыл или изобрёл</w:t>
+        <w:t>Кто открыл или изобрёл</w:t>
       </w:r>
     </w:p>
     <w:p>
       <w:pPr>
-        <w:keepLines w:val="0"/>
+        <w:widowControl/>
       </w:pPr>
       <w:r>
-        <w:t>Астрофизики объяснили термоядерные реакции в звёздах, после чего военные программы и гражданские лаборатории занялись управляемым синтезом на Земле. Поколения физиков плазмы, инженеров и международных консорциумов создавали токамаки, лазеры и измерительную аппаратуру.</w:t>
-      </w:r>
-    </w:p>
-    <w:p>
-      <w:pPr>
-        <w:keepLines w:val="0"/>
-      </w:pPr>
-      <w:r>
-        <w:t>Ни один человек в одиночку не «завершит» термоядерный синтез. Это долгая научно-промышленная программа, поэтому достижения принадлежат прежде всего коллективам и учреждениям.</w:t>
+        <w:t>Астрофизики объяснили синтез в звёздах. Затем оружейные программы и гражданские лаборатории стали искать способы управлять им на Земле. Поколения физиков плазмы, инженеров и международных объединений создавали токамаки, лазеры и диагностические приборы. Синтез не сможет «завершить» один изобретатель: это длительная научная и промышленная работа с коллективным вкладом.</w:t>
       </w:r>
     </w:p>
     <w:p>
       <w:pPr>
         <w:pStyle w:val="Heading1"/>
+        <w:widowControl/>
       </w:pPr>
       <w:r>
-        <w:t>Когда и как это появилось</w:t>
+        <w:t>Когда и как появилось</w:t>
       </w:r>
     </w:p>
     <w:p>
       <w:pPr>
-        <w:keepLines w:val="0"/>
+        <w:widowControl/>
       </w:pPr>
       <w:r>
-        <w:t>После Второй мировой войны исследователи разработали основные способы удержания плазмы. Прогресс шёл скачками по трём параметрам: температуре, плотности и времени удержания.</w:t>
-      </w:r>
-    </w:p>
-    <w:p>
-      <w:pPr>
-        <w:keepLines w:val="0"/>
-      </w:pPr>
-      <w:r>
-        <w:t>Крупные установки конца XX и начала XXI века приблизились к энергетической безубыточности, но ещё не начали подавать электричество в сеть. Наряду с международными мегапроектами частные компании предложили компактные схемы. Темп продвижения по-прежнему задают материалы, способные выдержать поток нейтронов и колоссальный нагрев. Коммерческая энергетика всё ещё остаётся делом будущего, к которому идут десятилетиями последовательных улучшений.</w:t>
+        <w:t>После войны сформировались основные способы удержания плазмы. Прогресс шёл скачками: удавалось повышать температуру, плотность и время удержания. Крупные установки конца XX — начала XXI века приблизились к определённым показателям энергетического баланса, но ещё не поставляли электричество в сеть. Наряду с мегапроектами появились частные разработки компактных установок. Темп работы ограничивает, в частности, поиск материалов, выдерживающих потоки нейтронов и сильный нагрев. Коммерческое применение пока не достигнуто; за результатами стоят десятилетия доработок.</w:t>
       </w:r>
     </w:p>
     <w:p>
       <w:pPr>
         <w:pStyle w:val="Heading1"/>
+        <w:widowControl/>
       </w:pPr>
       <w:r>
-        <w:t>Научное значение</w:t>
+        <w:t>Значение для науки</w:t>
       </w:r>
     </w:p>
     <w:p>
       <w:pPr>
-        <w:keepLines w:val="0"/>
+        <w:widowControl/>
       </w:pPr>
       <w:r>
-        <w:t>Исследования синтеза ускорили развитие физики плазмы, сверхпроводящих магнитов, мощных лазеров и радиационно-стойких материалов. Здесь ядерная физика соединяется с инженерией экстремальных условий.</w:t>
-      </w:r>
-    </w:p>
-    <w:p>
-      <w:pPr>
-        <w:keepLines w:val="0"/>
-      </w:pPr>
-      <w:r>
-        <w:t>Диагностика турбулентной плазмы продвинула вычислительные методы. Термоядерная установка служит лабораторией и для изучения процессов внутри звёзд, и для освоения источника энергии, намного более плотного, чем химическое топливо.</w:t>
+        <w:t>Исследования синтеза продвинули физику плазмы, сверхпроводящие магниты, мощные лазеры и радиационно-стойкие материалы. Они соединяют ядерную физику с инженерией экстремальных условий. Изучение турбулентной плазмы способствовало развитию вычислительных методов. Эти установки позволяют исследовать звёздные процессы и источник энергии, значительно более концентрированный, чем химическое топливо.</w:t>
       </w:r>
     </w:p>
     <w:p>
       <w:pPr>
         <w:pStyle w:val="Heading1"/>
+        <w:widowControl/>
       </w:pPr>
       <w:r>
-        <w:t>Влияние на последующее развитие</w:t>
+        <w:t>Влияние на дальнейшее развитие</w:t>
       </w:r>
     </w:p>
     <w:p>
       <w:pPr>
-        <w:keepLines w:val="0"/>
+        <w:widowControl/>
       </w:pPr>
       <w:r>
-        <w:t>Побочные результаты исследований нашли применение в медицинских ускорителях, совершенных магнитах и плазменной обработке материалов. В климатической политике синтез рассматривают как возможный источник стабильной низкоуглеродной мощности во второй половине века — наряду с ядерным делением и возобновляемой энергетикой.</w:t>
-      </w:r>
-    </w:p>
-    <w:p>
-      <w:pPr>
-        <w:keepLines w:val="0"/>
-      </w:pPr>
-      <w:r>
-        <w:t>Подготовка специалистов по криогенике и вакуумным системам приносит пользу другим отраслям. Чередование подъёмов инвестиций и разочарований также учит осторожнее обращаться с обещаниями.</w:t>
+        <w:t>Сопутствующие разработки применяются в медицинских ускорителях, новых магнитах и плазменной обработке материалов. В климатическом планировании синтез рассматривают как возможный стабильный источник энергии к концу века — наряду с делением ядер и возобновляемыми источниками. Подготовка специалистов по очень низким температурам и вакуумным системам помогает другим отраслям. Инвестиционные циклы напоминают о необходимости терпения и осторожного отношения к громким обещаниям. ITER, международный проект экспериментального термоядерного реактора, — пример совместной работы в этом направлении.</w:t>
       </w:r>
     </w:p>
     <w:p>
       <w:pPr>
         <w:pStyle w:val="Heading1"/>
+        <w:widowControl/>
       </w:pPr>
       <w:r>
-        <w:t>Как это изменило жизнь людей</w:t>
+        <w:t>Как изменило жизнь людей</w:t>
       </w:r>
     </w:p>
     <w:p>
       <w:pPr>
-        <w:keepLines w:val="0"/>
+        <w:widowControl/>
       </w:pPr>
       <w:r>
-        <w:t>Повседневную жизнь пока не питают термоядерные электростанции. Главным изменением стала сама культура науки: международное общество десятилетиями делает общую ставку на чистый постоянный источник энергии. Население рядом с лабораториями получает рабочие места и одновременно обсуждает риски.</w:t>
-      </w:r>
-    </w:p>
-    <w:p>
-      <w:pPr>
-        <w:keepLines w:val="0"/>
-      </w:pPr>
-      <w:r>
-        <w:t>Если коммерческий синтез появится, он может изменить энергосети и геополитику топлива. Если задержится, основную нагрузку по сокращению выбросов придётся нести другим технологиям. Даже надежда на успех стала фактором энергетической политики.</w:t>
+        <w:t>Термоядерные электростанции ещё не питают повседневную жизнь. Пока изменения прежде всего научные и культурные: общество делает долгосрочную ставку на чистый источник постоянной мощности. Рядом с лабораториями появляются рабочие места и обсуждаются риски. Если коммерческий синтез станет реальностью, он может изменить энергосети и международные отношения вокруг топлива. Если развитие затянется, основную нагрузку придётся нести другим низкоуглеродным технологиям. Ожидания будущего уже влияют на энергетическую политику.</w:t>
       </w:r>
     </w:p>
     <w:p>
       <w:pPr>
         <w:pStyle w:val="Heading1"/>
+        <w:widowControl/>
       </w:pPr>
       <w:r>
         <w:t>Источники и литература</w:t>
@@ -286,178 +211,186 @@
     <w:p>
       <w:pPr>
         <w:pStyle w:val="Heading2"/>
+        <w:widowControl/>
       </w:pPr>
       <w:r>
-        <w:t>A. Книги и основные научные труды</w:t>
+        <w:rPr>
+          <w:sz w:val="20"/>
+        </w:rPr>
+        <w:t>Книги и основные научные труды</w:t>
       </w:r>
     </w:p>
     <w:p>
       <w:pPr>
-        <w:keepLines/>
-        <w:spacing w:after="80" w:line="300" w:lineRule="auto"/>
-        <w:numPr>
-          <w:ilvl w:val="0"/>
-          <w:numId w:val="11"/>
-        </w:numPr>
+        <w:widowControl/>
       </w:pPr>
       <w:r>
-        <w:t>Freidberg, Jeffrey P. Plasma Physics and Fusion Energy. Cambridge University Press, 2007.</w:t>
+        <w:rPr>
+          <w:sz w:val="20"/>
+        </w:rPr>
+        <w:t>1. Freidberg, Jeffrey P. Plasma Physics and Fusion Energy. Cambridge: Cambridge University Press, 2007.</w:t>
       </w:r>
     </w:p>
     <w:p>
       <w:pPr>
         <w:pStyle w:val="Heading2"/>
+        <w:widowControl/>
       </w:pPr>
       <w:r>
-        <w:t>C. Материалы научных учреждений и энциклопедий</w:t>
+        <w:rPr>
+          <w:sz w:val="20"/>
+        </w:rPr>
+        <w:t>Материалы организаций и энциклопедии</w:t>
       </w:r>
     </w:p>
     <w:p>
       <w:pPr>
-        <w:keepLines/>
-        <w:spacing w:after="80" w:line="300" w:lineRule="auto"/>
-        <w:numPr>
-          <w:ilvl w:val="0"/>
-          <w:numId w:val="12"/>
-        </w:numPr>
+        <w:widowControl/>
       </w:pPr>
       <w:r>
-        <w:t xml:space="preserve">Encyclopaedia Britannica. «Nuclear fusion». </w:t>
+        <w:rPr>
+          <w:sz w:val="20"/>
+        </w:rPr>
+        <w:t xml:space="preserve">1. Encyclopaedia Britannica. 'Nuclear fusion.' </w:t>
       </w:r>
+      <w:hyperlink r:id="rId9">
+        <w:r>
+          <w:rPr>
+            <w:sz w:val="20"/>
+          </w:rPr>
+          <w:t>https://www.britannica.com/science/nuclear-fusion</w:t>
+        </w:r>
+      </w:hyperlink>
       <w:r>
-        <w:t xml:space="preserve"> </w:t>
+        <w:rPr>
+          <w:sz w:val="20"/>
+        </w:rPr>
+      </w:r>
+    </w:p>
+    <w:p>
+      <w:pPr>
+        <w:widowControl/>
+      </w:pPr>
+      <w:r>
+        <w:rPr>
+          <w:sz w:val="20"/>
+        </w:rPr>
+        <w:t xml:space="preserve">2. ITER Organization. Project overview and fusion explainers. </w:t>
+      </w:r>
+      <w:hyperlink r:id="rId10">
+        <w:r>
+          <w:rPr>
+            <w:sz w:val="20"/>
+          </w:rPr>
+          <w:t>https://www.iter.org/</w:t>
+        </w:r>
+      </w:hyperlink>
+      <w:r>
+        <w:rPr>
+          <w:sz w:val="20"/>
+        </w:rPr>
+      </w:r>
+    </w:p>
+    <w:p>
+      <w:pPr>
+        <w:widowControl/>
+      </w:pPr>
+      <w:r>
+        <w:rPr>
+          <w:sz w:val="20"/>
+        </w:rPr>
+        <w:t xml:space="preserve">3. IAEA. Fusion energy. </w:t>
       </w:r>
       <w:hyperlink r:id="rId11">
         <w:r>
           <w:rPr>
-            <w:color w:val="0563C1"/>
-            <w:u w:val="single"/>
+            <w:sz w:val="20"/>
           </w:rPr>
-          <w:t>https://www.britannica.com/science/nuclear-fusion</w:t>
+          <w:t>https://www.iaea.org/topics/energy/fusion</w:t>
         </w:r>
       </w:hyperlink>
+      <w:r>
+        <w:rPr>
+          <w:sz w:val="20"/>
+        </w:rPr>
+      </w:r>
     </w:p>
     <w:p>
       <w:pPr>
-        <w:keepLines/>
-        <w:spacing w:after="80" w:line="300" w:lineRule="auto"/>
-        <w:numPr>
-          <w:ilvl w:val="0"/>
-          <w:numId w:val="12"/>
-        </w:numPr>
+        <w:pStyle w:val="Heading2"/>
+        <w:widowControl/>
       </w:pPr>
       <w:r>
-        <w:t xml:space="preserve">ITER Organization. Обзор проекта и объяснение принципов термоядерного синтеза. </w:t>
+        <w:rPr>
+          <w:sz w:val="20"/>
+        </w:rPr>
+        <w:t>Материалы музеев, архивов и библиотек</w:t>
       </w:r>
+    </w:p>
+    <w:p>
+      <w:pPr>
+        <w:widowControl/>
+      </w:pPr>
       <w:r>
-        <w:t xml:space="preserve"> </w:t>
+        <w:rPr>
+          <w:sz w:val="20"/>
+        </w:rPr>
+        <w:t xml:space="preserve">1. Science Museum (London). Energy and nuclear science objects and stories. </w:t>
       </w:r>
       <w:hyperlink r:id="rId12">
         <w:r>
           <w:rPr>
-            <w:color w:val="0563C1"/>
-            <w:u w:val="single"/>
+            <w:sz w:val="20"/>
           </w:rPr>
-          <w:t>https://www.iter.org/</w:t>
+          <w:t>https://www.sciencemuseum.org.uk/objects-and-stories</w:t>
         </w:r>
       </w:hyperlink>
+      <w:r>
+        <w:rPr>
+          <w:sz w:val="20"/>
+        </w:rPr>
+      </w:r>
     </w:p>
     <w:p>
       <w:pPr>
-        <w:keepLines/>
-        <w:spacing w:after="80" w:line="300" w:lineRule="auto"/>
-        <w:numPr>
-          <w:ilvl w:val="0"/>
-          <w:numId w:val="12"/>
-        </w:numPr>
+        <w:pStyle w:val="Heading2"/>
+        <w:widowControl/>
       </w:pPr>
       <w:r>
-        <w:t xml:space="preserve">IAEA. Термоядерная энергетика. </w:t>
+        <w:rPr>
+          <w:sz w:val="20"/>
+        </w:rPr>
+        <w:t>Космические агентства, лаборатории и научные организации</w:t>
       </w:r>
+    </w:p>
+    <w:p>
+      <w:pPr>
+        <w:widowControl/>
+      </w:pPr>
       <w:r>
-        <w:t xml:space="preserve"> </w:t>
+        <w:rPr>
+          <w:sz w:val="20"/>
+        </w:rPr>
+        <w:t xml:space="preserve">1. Lawrence Livermore National Laboratory. National Ignition Facility — inertial confinement fusion. </w:t>
       </w:r>
       <w:hyperlink r:id="rId13">
         <w:r>
           <w:rPr>
-            <w:color w:val="0563C1"/>
-            <w:u w:val="single"/>
-          </w:rPr>
-          <w:t>https://www.iaea.org/topics/energy/fusion</w:t>
-        </w:r>
-      </w:hyperlink>
-    </w:p>
-    <w:p>
-      <w:pPr>
-        <w:pStyle w:val="Heading2"/>
-      </w:pPr>
-      <w:r>
-        <w:t>D. Музеи, архивы и библиотеки</w:t>
-      </w:r>
-    </w:p>
-    <w:p>
-      <w:pPr>
-        <w:keepLines/>
-        <w:spacing w:after="80" w:line="300" w:lineRule="auto"/>
-        <w:numPr>
-          <w:ilvl w:val="0"/>
-          <w:numId w:val="13"/>
-        </w:numPr>
-      </w:pPr>
-      <w:r>
-        <w:t xml:space="preserve">Science Museum, London. Экспонаты и материалы об энергетике и ядерной науке. </w:t>
-      </w:r>
-      <w:r>
-        <w:t xml:space="preserve"> </w:t>
-      </w:r>
-      <w:hyperlink r:id="rId14">
-        <w:r>
-          <w:rPr>
-            <w:color w:val="0563C1"/>
-            <w:u w:val="single"/>
-          </w:rPr>
-          <w:t>https://www.sciencemuseum.org.uk/objects-and-stories</w:t>
-        </w:r>
-      </w:hyperlink>
-    </w:p>
-    <w:p>
-      <w:pPr>
-        <w:pStyle w:val="Heading2"/>
-      </w:pPr>
-      <w:r>
-        <w:t>G. Космические агентства, лаборатории и научные организации</w:t>
-      </w:r>
-    </w:p>
-    <w:p>
-      <w:pPr>
-        <w:keepLines/>
-        <w:spacing w:after="80" w:line="300" w:lineRule="auto"/>
-        <w:numPr>
-          <w:ilvl w:val="0"/>
-          <w:numId w:val="14"/>
-        </w:numPr>
-      </w:pPr>
-      <w:r>
-        <w:t xml:space="preserve">Lawrence Livermore National Laboratory. National Ignition Facility: инерционный термоядерный синтез. </w:t>
-      </w:r>
-      <w:r>
-        <w:t xml:space="preserve"> </w:t>
-      </w:r>
-      <w:hyperlink r:id="rId15">
-        <w:r>
-          <w:rPr>
-            <w:color w:val="0563C1"/>
-            <w:u w:val="single"/>
+            <w:sz w:val="20"/>
           </w:rPr>
           <w:t>https://lasers.llnl.gov/</w:t>
         </w:r>
       </w:hyperlink>
+      <w:r>
+        <w:rPr>
+          <w:sz w:val="20"/>
+        </w:rPr>
+      </w:r>
     </w:p>
     <w:sectPr>
-      <w:headerReference w:type="default" r:id="rId9"/>
-      <w:footerReference w:type="default" r:id="rId10"/>
-      <w:pgSz w:w="12240" w:h="15840"/>
-      <w:pgMar w:top="1440" w:right="1440" w:bottom="1440" w:left="1440" w:header="708" w:footer="708" w:gutter="0"/>
+      <w:footerReference w:type="default" r:id="rId14"/>
+      <w:pgSz w:w="11906" w:h="16838"/>
+      <w:pgMar w:top="1020" w:right="1134" w:bottom="1020" w:left="1134" w:header="720" w:footer="720" w:gutter="0"/>
       <w:cols w:space="720"/>
       <w:docGrid w:linePitch="360"/>
     </w:sectPr>
@@ -470,60 +403,11 @@
   <w:p>
     <w:pPr>
       <w:pStyle w:val="Footer"/>
-      <w:spacing w:before="0" w:after="0"/>
       <w:jc w:val="right"/>
     </w:pPr>
-    <w:r>
-      <w:rPr>
-        <w:rFonts w:ascii="Calibri" w:hAnsi="Calibri" w:cs="Calibri"/>
-        <w:color w:val="666666"/>
-        <w:sz w:val="18"/>
-      </w:rPr>
-      <w:t xml:space="preserve">Страница </w:t>
-    </w:r>
-    <w:r>
-      <w:rPr>
-        <w:rFonts w:ascii="Calibri" w:hAnsi="Calibri" w:cs="Calibri"/>
-        <w:color w:val="666666"/>
-        <w:sz w:val="18"/>
-      </w:rPr>
-      <w:fldChar w:fldCharType="begin"/>
-      <w:instrText xml:space="preserve"> PAGE </w:instrText>
-      <w:fldChar w:fldCharType="separate"/>
-      <w:t>1</w:t>
-      <w:fldChar w:fldCharType="end"/>
-    </w:r>
+    <w:fldSimple w:instr="PAGE"/>
   </w:p>
 </w:ftr>
-</file>
-
-<file path=word/header1.xml><?xml version="1.0" encoding="utf-8"?>
-<w:hdr xmlns:m="http://schemas.openxmlformats.org/officeDocument/2006/math" xmlns:mc="http://schemas.openxmlformats.org/markup-compatibility/2006" xmlns:mo="http://schemas.microsoft.com/office/mac/office/2008/main" xmlns:mv="urn:schemas-microsoft-com:mac:vml" xmlns:o="urn:schemas-microsoft-com:office:office" xmlns:r="http://schemas.openxmlformats.org/officeDocument/2006/relationships" xmlns:v="urn:schemas-microsoft-com:vml" xmlns:w10="urn:schemas-microsoft-com:office:word" xmlns:w14="http://schemas.microsoft.com/office/word/2010/wordml" xmlns:w="http://schemas.openxmlformats.org/wordprocessingml/2006/main" xmlns:wne="http://schemas.microsoft.com/office/word/2006/wordml" xmlns:wp14="http://schemas.microsoft.com/office/word/2010/wordprocessingDrawing" xmlns:wp="http://schemas.openxmlformats.org/drawingml/2006/wordprocessingDrawing" xmlns:wpc="http://schemas.microsoft.com/office/word/2010/wordprocessingCanvas" xmlns:wpg="http://schemas.microsoft.com/office/word/2010/wordprocessingGroup" xmlns:wpi="http://schemas.microsoft.com/office/word/2010/wordprocessingInk" xmlns:wps="http://schemas.microsoft.com/office/word/2010/wordprocessingShape" mc:Ignorable="w14 wp14">
-  <w:p>
-    <w:pPr>
-      <w:pStyle w:val="Header"/>
-      <w:spacing w:after="0"/>
-      <w:jc w:val="left"/>
-    </w:pPr>
-    <w:r>
-      <w:rPr>
-        <w:rFonts w:ascii="Calibri" w:hAnsi="Calibri" w:cs="Calibri"/>
-        <w:b/>
-        <w:color w:val="666666"/>
-        <w:sz w:val="18"/>
-      </w:rPr>
-      <w:t>Открытия и изобретения</w:t>
-    </w:r>
-    <w:r>
-      <w:rPr>
-        <w:rFonts w:ascii="Calibri" w:hAnsi="Calibri" w:cs="Calibri"/>
-        <w:color w:val="666666"/>
-        <w:sz w:val="18"/>
-      </w:rPr>
-      <w:t xml:space="preserve">    |    7. Новые и преобразующие технологии</w:t>
-    </w:r>
-  </w:p>
-</w:hdr>
 </file>
 
 <file path=word/numbering.xml><?xml version="1.0" encoding="utf-8"?>
@@ -726,96 +610,6 @@
   <w:num w:numId="9">
     <w:abstractNumId w:val="0"/>
   </w:num>
-  <w:abstractNum w:abstractNumId="9">
-    <w:multiLevelType w:val="singleLevel"/>
-    <w:lvl w:ilvl="0">
-      <w:start w:val="1"/>
-      <w:numFmt w:val="bullet"/>
-      <w:lvlText w:val="•"/>
-      <w:lvlJc w:val="left"/>
-      <w:pPr>
-        <w:tabs>
-          <w:tab w:val="num" w:pos="540"/>
-        </w:tabs>
-        <w:ind w:left="540" w:hanging="270"/>
-      </w:pPr>
-    </w:lvl>
-  </w:abstractNum>
-  <w:num w:numId="10">
-    <w:abstractNumId w:val="9"/>
-  </w:num>
-  <w:abstractNum w:abstractNumId="10">
-    <w:multiLevelType w:val="singleLevel"/>
-    <w:lvl w:ilvl="0">
-      <w:start w:val="1"/>
-      <w:numFmt w:val="decimal"/>
-      <w:lvlText w:val="%1."/>
-      <w:lvlJc w:val="left"/>
-      <w:pPr>
-        <w:tabs>
-          <w:tab w:val="num" w:pos="540"/>
-        </w:tabs>
-        <w:ind w:left="540" w:hanging="270"/>
-      </w:pPr>
-    </w:lvl>
-  </w:abstractNum>
-  <w:num w:numId="11">
-    <w:abstractNumId w:val="10"/>
-  </w:num>
-  <w:abstractNum w:abstractNumId="11">
-    <w:multiLevelType w:val="singleLevel"/>
-    <w:lvl w:ilvl="0">
-      <w:start w:val="1"/>
-      <w:numFmt w:val="decimal"/>
-      <w:lvlText w:val="%1."/>
-      <w:lvlJc w:val="left"/>
-      <w:pPr>
-        <w:tabs>
-          <w:tab w:val="num" w:pos="540"/>
-        </w:tabs>
-        <w:ind w:left="540" w:hanging="270"/>
-      </w:pPr>
-    </w:lvl>
-  </w:abstractNum>
-  <w:num w:numId="12">
-    <w:abstractNumId w:val="11"/>
-  </w:num>
-  <w:abstractNum w:abstractNumId="12">
-    <w:multiLevelType w:val="singleLevel"/>
-    <w:lvl w:ilvl="0">
-      <w:start w:val="1"/>
-      <w:numFmt w:val="decimal"/>
-      <w:lvlText w:val="%1."/>
-      <w:lvlJc w:val="left"/>
-      <w:pPr>
-        <w:tabs>
-          <w:tab w:val="num" w:pos="540"/>
-        </w:tabs>
-        <w:ind w:left="540" w:hanging="270"/>
-      </w:pPr>
-    </w:lvl>
-  </w:abstractNum>
-  <w:num w:numId="13">
-    <w:abstractNumId w:val="12"/>
-  </w:num>
-  <w:abstractNum w:abstractNumId="13">
-    <w:multiLevelType w:val="singleLevel"/>
-    <w:lvl w:ilvl="0">
-      <w:start w:val="1"/>
-      <w:numFmt w:val="decimal"/>
-      <w:lvlText w:val="%1."/>
-      <w:lvlJc w:val="left"/>
-      <w:pPr>
-        <w:tabs>
-          <w:tab w:val="num" w:pos="540"/>
-        </w:tabs>
-        <w:ind w:left="540" w:hanging="270"/>
-      </w:pPr>
-    </w:lvl>
-  </w:abstractNum>
-  <w:num w:numId="14">
-    <w:abstractNumId w:val="13"/>
-  </w:num>
 </w:numbering>
 </file>
 
@@ -824,7 +618,7 @@
   <w:docDefaults>
     <w:rPrDefault>
       <w:rPr>
-        <w:rFonts w:asciiTheme="minorHAnsi" w:eastAsiaTheme="minorEastAsia" w:hAnsiTheme="minorHAnsi" w:cstheme="minorBidi"/>
+        <w:rFonts/>
         <w:sz w:val="22"/>
         <w:szCs w:val="22"/>
         <w:lang w:val="en-US" w:eastAsia="en-US" w:bidi="ar-SA"/>
@@ -980,12 +774,13 @@
     <w:qFormat/>
     <w:rsid w:val="00FC693F"/>
     <w:pPr>
-      <w:widowControl/>
-      <w:spacing w:before="0" w:after="120" w:line="300" w:lineRule="auto"/>
+      <w:spacing w:after="120" w:line="259" w:lineRule="auto"/>
     </w:pPr>
     <w:rPr>
-      <w:rFonts w:ascii="Calibri" w:hAnsi="Calibri" w:cs="Calibri"/>
-      <w:sz w:val="22"/>
+      <w:rFonts w:ascii="Times New Roman" w:hAnsi="Times New Roman"/>
+      <w:color w:val="000000"/>
+      <w:sz w:val="24"/>
+      <w:lang w:val="ru-RU"/>
     </w:rPr>
   </w:style>
   <w:style w:type="paragraph" w:styleId="Header">
@@ -1043,16 +838,17 @@
     <w:pPr>
       <w:keepNext/>
       <w:keepLines/>
-      <w:spacing w:before="360" w:after="200"/>
+      <w:spacing w:before="480" w:after="120" w:line="259" w:lineRule="auto"/>
       <w:outlineLvl w:val="0"/>
     </w:pPr>
     <w:rPr>
-      <w:rFonts w:asciiTheme="majorHAnsi" w:eastAsiaTheme="majorEastAsia" w:hAnsiTheme="majorHAnsi" w:cstheme="majorBidi" w:ascii="Calibri" w:hAnsi="Calibri" w:cs="Calibri"/>
+      <w:rFonts w:ascii="Times New Roman" w:hAnsi="Times New Roman"/>
       <w:b/>
       <w:bCs/>
-      <w:color w:val="2E74B5"/>
-      <w:sz w:val="32"/>
+      <w:color w:val="000000"/>
+      <w:sz w:val="26"/>
       <w:szCs w:val="28"/>
+      <w:lang w:val="ru-RU"/>
     </w:rPr>
   </w:style>
   <w:style w:type="paragraph" w:styleId="Heading2">
@@ -1067,16 +863,17 @@
     <w:pPr>
       <w:keepNext/>
       <w:keepLines/>
-      <w:spacing w:before="280" w:after="140"/>
+      <w:spacing w:before="200" w:after="120" w:line="259" w:lineRule="auto"/>
       <w:outlineLvl w:val="1"/>
     </w:pPr>
     <w:rPr>
-      <w:rFonts w:asciiTheme="majorHAnsi" w:eastAsiaTheme="majorEastAsia" w:hAnsiTheme="majorHAnsi" w:cstheme="majorBidi" w:ascii="Calibri" w:hAnsi="Calibri" w:cs="Calibri"/>
+      <w:rFonts w:ascii="Times New Roman" w:hAnsi="Times New Roman"/>
       <w:b/>
       <w:bCs/>
-      <w:color w:val="2E74B5"/>
+      <w:color w:val="000000"/>
       <w:sz w:val="26"/>
       <w:szCs w:val="26"/>
+      <w:lang w:val="ru-RU"/>
     </w:rPr>
   </w:style>
   <w:style w:type="paragraph" w:styleId="Heading3">
@@ -1091,15 +888,14 @@
     <w:pPr>
       <w:keepNext/>
       <w:keepLines/>
-      <w:spacing w:before="200" w:after="100"/>
+      <w:spacing w:before="200" w:after="0"/>
       <w:outlineLvl w:val="2"/>
     </w:pPr>
     <w:rPr>
-      <w:rFonts w:asciiTheme="majorHAnsi" w:eastAsiaTheme="majorEastAsia" w:hAnsiTheme="majorHAnsi" w:cstheme="majorBidi" w:ascii="Calibri" w:hAnsi="Calibri" w:cs="Calibri"/>
+      <w:rFonts/>
       <w:b/>
       <w:bCs/>
-      <w:color w:val="1F4D78"/>
-      <w:sz w:val="24"/>
+      <w:color w:val="4F81BD" w:themeColor="accent1"/>
     </w:rPr>
   </w:style>
   <w:style w:type="paragraph" w:styleId="Heading4">
@@ -1119,7 +915,7 @@
       <w:outlineLvl w:val="3"/>
     </w:pPr>
     <w:rPr>
-      <w:rFonts w:asciiTheme="majorHAnsi" w:eastAsiaTheme="majorEastAsia" w:hAnsiTheme="majorHAnsi" w:cstheme="majorBidi"/>
+      <w:rFonts/>
       <w:b/>
       <w:bCs/>
       <w:i/>
@@ -1144,7 +940,7 @@
       <w:outlineLvl w:val="4"/>
     </w:pPr>
     <w:rPr>
-      <w:rFonts w:asciiTheme="majorHAnsi" w:eastAsiaTheme="majorEastAsia" w:hAnsiTheme="majorHAnsi" w:cstheme="majorBidi"/>
+      <w:rFonts/>
       <w:color w:val="243F60" w:themeColor="accent1" w:themeShade="7F"/>
     </w:rPr>
   </w:style>
@@ -1165,7 +961,7 @@
       <w:outlineLvl w:val="5"/>
     </w:pPr>
     <w:rPr>
-      <w:rFonts w:asciiTheme="majorHAnsi" w:eastAsiaTheme="majorEastAsia" w:hAnsiTheme="majorHAnsi" w:cstheme="majorBidi"/>
+      <w:rFonts/>
       <w:i/>
       <w:iCs/>
       <w:color w:val="243F60" w:themeColor="accent1" w:themeShade="7F"/>
@@ -1188,7 +984,7 @@
       <w:outlineLvl w:val="6"/>
     </w:pPr>
     <w:rPr>
-      <w:rFonts w:asciiTheme="majorHAnsi" w:eastAsiaTheme="majorEastAsia" w:hAnsiTheme="majorHAnsi" w:cstheme="majorBidi"/>
+      <w:rFonts/>
       <w:i/>
       <w:iCs/>
       <w:color w:val="404040" w:themeColor="text1" w:themeTint="BF"/>
@@ -1211,7 +1007,7 @@
       <w:outlineLvl w:val="7"/>
     </w:pPr>
     <w:rPr>
-      <w:rFonts w:asciiTheme="majorHAnsi" w:eastAsiaTheme="majorEastAsia" w:hAnsiTheme="majorHAnsi" w:cstheme="majorBidi"/>
+      <w:rFonts/>
       <w:color w:val="4F81BD" w:themeColor="accent1"/>
       <w:sz w:val="20"/>
       <w:szCs w:val="20"/>
@@ -1234,7 +1030,7 @@
       <w:outlineLvl w:val="8"/>
     </w:pPr>
     <w:rPr>
-      <w:rFonts w:asciiTheme="majorHAnsi" w:eastAsiaTheme="majorEastAsia" w:hAnsiTheme="majorHAnsi" w:cstheme="majorBidi"/>
+      <w:rFonts/>
       <w:i/>
       <w:iCs/>
       <w:color w:val="404040" w:themeColor="text1" w:themeTint="BF"/>
@@ -1285,7 +1081,7 @@
     <w:uiPriority w:val="9"/>
     <w:rsid w:val="00FC693F"/>
     <w:rPr>
-      <w:rFonts w:asciiTheme="majorHAnsi" w:eastAsiaTheme="majorEastAsia" w:hAnsiTheme="majorHAnsi" w:cstheme="majorBidi"/>
+      <w:rFonts/>
       <w:b/>
       <w:bCs/>
       <w:color w:val="365F91" w:themeColor="accent1" w:themeShade="BF"/>
@@ -1300,7 +1096,7 @@
     <w:uiPriority w:val="9"/>
     <w:rsid w:val="00FC693F"/>
     <w:rPr>
-      <w:rFonts w:asciiTheme="majorHAnsi" w:eastAsiaTheme="majorEastAsia" w:hAnsiTheme="majorHAnsi" w:cstheme="majorBidi"/>
+      <w:rFonts/>
       <w:b/>
       <w:bCs/>
       <w:color w:val="4F81BD" w:themeColor="accent1"/>
@@ -1315,7 +1111,7 @@
     <w:uiPriority w:val="9"/>
     <w:rsid w:val="00FC693F"/>
     <w:rPr>
-      <w:rFonts w:asciiTheme="majorHAnsi" w:eastAsiaTheme="majorEastAsia" w:hAnsiTheme="majorHAnsi" w:cstheme="majorBidi"/>
+      <w:rFonts/>
       <w:b/>
       <w:bCs/>
       <w:color w:val="4F81BD" w:themeColor="accent1"/>
@@ -1330,19 +1126,17 @@
     <w:qFormat/>
     <w:rsid w:val="00FC693F"/>
     <w:pPr>
-      <w:pBdr>
-        <w:bottom w:val="single" w:sz="8" w:space="4" w:color="4F81BD" w:themeColor="accent1"/>
-      </w:pBdr>
-      <w:spacing w:after="300" w:line="240" w:lineRule="auto"/>
+      <w:spacing w:after="120" w:line="259" w:lineRule="auto"/>
       <w:contextualSpacing/>
     </w:pPr>
     <w:rPr>
-      <w:rFonts w:asciiTheme="majorHAnsi" w:eastAsiaTheme="majorEastAsia" w:hAnsiTheme="majorHAnsi" w:cstheme="majorBidi"/>
-      <w:color w:val="17365D" w:themeColor="text2" w:themeShade="BF"/>
+      <w:rFonts w:ascii="Times New Roman" w:hAnsi="Times New Roman"/>
+      <w:color w:val="000000"/>
       <w:spacing w:val="5"/>
       <w:kern w:val="28"/>
-      <w:sz w:val="52"/>
+      <w:sz w:val="40"/>
       <w:szCs w:val="52"/>
+      <w:lang w:val="ru-RU"/>
     </w:rPr>
   </w:style>
   <w:style w:type="character" w:customStyle="1" w:styleId="TitleChar">
@@ -1352,7 +1146,7 @@
     <w:uiPriority w:val="10"/>
     <w:rsid w:val="00FC693F"/>
     <w:rPr>
-      <w:rFonts w:asciiTheme="majorHAnsi" w:eastAsiaTheme="majorEastAsia" w:hAnsiTheme="majorHAnsi" w:cstheme="majorBidi"/>
+      <w:rFonts/>
       <w:color w:val="17365D" w:themeColor="text2" w:themeShade="BF"/>
       <w:spacing w:val="5"/>
       <w:kern w:val="28"/>
@@ -1374,7 +1168,7 @@
       </w:numPr>
     </w:pPr>
     <w:rPr>
-      <w:rFonts w:asciiTheme="majorHAnsi" w:eastAsiaTheme="majorEastAsia" w:hAnsiTheme="majorHAnsi" w:cstheme="majorBidi"/>
+      <w:rFonts/>
       <w:i/>
       <w:iCs/>
       <w:color w:val="4F81BD" w:themeColor="accent1"/>
@@ -1390,7 +1184,7 @@
     <w:uiPriority w:val="11"/>
     <w:rsid w:val="00FC693F"/>
     <w:rPr>
-      <w:rFonts w:asciiTheme="majorHAnsi" w:eastAsiaTheme="majorEastAsia" w:hAnsiTheme="majorHAnsi" w:cstheme="majorBidi"/>
+      <w:rFonts/>
       <w:i/>
       <w:iCs/>
       <w:color w:val="4F81BD" w:themeColor="accent1"/>
@@ -1515,8 +1309,15 @@
       <w:numPr>
         <w:numId w:val="1"/>
       </w:numPr>
+      <w:spacing w:after="120" w:line="259" w:lineRule="auto"/>
       <w:contextualSpacing/>
     </w:pPr>
+    <w:rPr>
+      <w:rFonts w:ascii="Times New Roman" w:hAnsi="Times New Roman"/>
+      <w:color w:val="000000"/>
+      <w:sz w:val="24"/>
+      <w:lang w:val="ru-RU"/>
+    </w:rPr>
   </w:style>
   <w:style w:type="paragraph" w:styleId="ListBullet2">
     <w:name w:val="List Bullet 2"/>
@@ -1688,7 +1489,7 @@
     <w:semiHidden/>
     <w:rsid w:val="00FC693F"/>
     <w:rPr>
-      <w:rFonts w:asciiTheme="majorHAnsi" w:eastAsiaTheme="majorEastAsia" w:hAnsiTheme="majorHAnsi" w:cstheme="majorBidi"/>
+      <w:rFonts/>
       <w:b/>
       <w:bCs/>
       <w:i/>
@@ -1704,7 +1505,7 @@
     <w:semiHidden/>
     <w:rsid w:val="00FC693F"/>
     <w:rPr>
-      <w:rFonts w:asciiTheme="majorHAnsi" w:eastAsiaTheme="majorEastAsia" w:hAnsiTheme="majorHAnsi" w:cstheme="majorBidi"/>
+      <w:rFonts/>
       <w:color w:val="243F60" w:themeColor="accent1" w:themeShade="7F"/>
     </w:rPr>
   </w:style>
@@ -1716,7 +1517,7 @@
     <w:semiHidden/>
     <w:rsid w:val="00FC693F"/>
     <w:rPr>
-      <w:rFonts w:asciiTheme="majorHAnsi" w:eastAsiaTheme="majorEastAsia" w:hAnsiTheme="majorHAnsi" w:cstheme="majorBidi"/>
+      <w:rFonts/>
       <w:i/>
       <w:iCs/>
       <w:color w:val="243F60" w:themeColor="accent1" w:themeShade="7F"/>
@@ -1730,7 +1531,7 @@
     <w:semiHidden/>
     <w:rsid w:val="00FC693F"/>
     <w:rPr>
-      <w:rFonts w:asciiTheme="majorHAnsi" w:eastAsiaTheme="majorEastAsia" w:hAnsiTheme="majorHAnsi" w:cstheme="majorBidi"/>
+      <w:rFonts/>
       <w:i/>
       <w:iCs/>
       <w:color w:val="404040" w:themeColor="text1" w:themeTint="BF"/>
@@ -1744,7 +1545,7 @@
     <w:semiHidden/>
     <w:rsid w:val="00FC693F"/>
     <w:rPr>
-      <w:rFonts w:asciiTheme="majorHAnsi" w:eastAsiaTheme="majorEastAsia" w:hAnsiTheme="majorHAnsi" w:cstheme="majorBidi"/>
+      <w:rFonts/>
       <w:color w:val="4F81BD" w:themeColor="accent1"/>
       <w:sz w:val="20"/>
       <w:szCs w:val="20"/>
@@ -1758,7 +1559,7 @@
     <w:semiHidden/>
     <w:rsid w:val="00FC693F"/>
     <w:rPr>
-      <w:rFonts w:asciiTheme="majorHAnsi" w:eastAsiaTheme="majorEastAsia" w:hAnsiTheme="majorHAnsi" w:cstheme="majorBidi"/>
+      <w:rFonts/>
       <w:i/>
       <w:iCs/>
       <w:color w:val="404040" w:themeColor="text1" w:themeTint="BF"/>
@@ -1817,9 +1618,6 @@
     <w:qFormat/>
     <w:rsid w:val="00FC693F"/>
     <w:pPr>
-      <w:pBdr>
-        <w:bottom w:val="single" w:sz="4" w:space="4" w:color="4F81BD" w:themeColor="accent1"/>
-      </w:pBdr>
       <w:spacing w:before="200" w:after="280"/>
       <w:ind w:left="936" w:right="936"/>
     </w:pPr>
@@ -3347,7 +3145,7 @@
         <w:spacing w:before="0" w:after="0" w:line="240" w:lineRule="auto"/>
       </w:pPr>
       <w:rPr>
-        <w:rFonts w:asciiTheme="majorHAnsi" w:eastAsiaTheme="majorEastAsia" w:hAnsiTheme="majorHAnsi" w:cstheme="majorBidi"/>
+        <w:rFonts/>
         <w:b/>
         <w:bCs/>
       </w:rPr>
@@ -3368,7 +3166,7 @@
         <w:spacing w:before="0" w:after="0" w:line="240" w:lineRule="auto"/>
       </w:pPr>
       <w:rPr>
-        <w:rFonts w:asciiTheme="majorHAnsi" w:eastAsiaTheme="majorEastAsia" w:hAnsiTheme="majorHAnsi" w:cstheme="majorBidi"/>
+        <w:rFonts/>
         <w:b/>
         <w:bCs/>
       </w:rPr>
@@ -3386,14 +3184,14 @@
     </w:tblStylePr>
     <w:tblStylePr w:type="firstCol">
       <w:rPr>
-        <w:rFonts w:asciiTheme="majorHAnsi" w:eastAsiaTheme="majorEastAsia" w:hAnsiTheme="majorHAnsi" w:cstheme="majorBidi"/>
+        <w:rFonts/>
         <w:b/>
         <w:bCs/>
       </w:rPr>
     </w:tblStylePr>
     <w:tblStylePr w:type="lastCol">
       <w:rPr>
-        <w:rFonts w:asciiTheme="majorHAnsi" w:eastAsiaTheme="majorEastAsia" w:hAnsiTheme="majorHAnsi" w:cstheme="majorBidi"/>
+        <w:rFonts/>
         <w:b/>
         <w:bCs/>
       </w:rPr>
@@ -3477,7 +3275,7 @@
         <w:spacing w:before="0" w:after="0" w:line="240" w:lineRule="auto"/>
       </w:pPr>
       <w:rPr>
-        <w:rFonts w:asciiTheme="majorHAnsi" w:eastAsiaTheme="majorEastAsia" w:hAnsiTheme="majorHAnsi" w:cstheme="majorBidi"/>
+        <w:rFonts/>
         <w:b/>
         <w:bCs/>
       </w:rPr>
@@ -3498,7 +3296,7 @@
         <w:spacing w:before="0" w:after="0" w:line="240" w:lineRule="auto"/>
       </w:pPr>
       <w:rPr>
-        <w:rFonts w:asciiTheme="majorHAnsi" w:eastAsiaTheme="majorEastAsia" w:hAnsiTheme="majorHAnsi" w:cstheme="majorBidi"/>
+        <w:rFonts/>
         <w:b/>
         <w:bCs/>
       </w:rPr>
@@ -3516,14 +3314,14 @@
     </w:tblStylePr>
     <w:tblStylePr w:type="firstCol">
       <w:rPr>
-        <w:rFonts w:asciiTheme="majorHAnsi" w:eastAsiaTheme="majorEastAsia" w:hAnsiTheme="majorHAnsi" w:cstheme="majorBidi"/>
+        <w:rFonts/>
         <w:b/>
         <w:bCs/>
       </w:rPr>
     </w:tblStylePr>
     <w:tblStylePr w:type="lastCol">
       <w:rPr>
-        <w:rFonts w:asciiTheme="majorHAnsi" w:eastAsiaTheme="majorEastAsia" w:hAnsiTheme="majorHAnsi" w:cstheme="majorBidi"/>
+        <w:rFonts/>
         <w:b/>
         <w:bCs/>
       </w:rPr>
@@ -3607,7 +3405,7 @@
         <w:spacing w:before="0" w:after="0" w:line="240" w:lineRule="auto"/>
       </w:pPr>
       <w:rPr>
-        <w:rFonts w:asciiTheme="majorHAnsi" w:eastAsiaTheme="majorEastAsia" w:hAnsiTheme="majorHAnsi" w:cstheme="majorBidi"/>
+        <w:rFonts/>
         <w:b/>
         <w:bCs/>
       </w:rPr>
@@ -3628,7 +3426,7 @@
         <w:spacing w:before="0" w:after="0" w:line="240" w:lineRule="auto"/>
       </w:pPr>
       <w:rPr>
-        <w:rFonts w:asciiTheme="majorHAnsi" w:eastAsiaTheme="majorEastAsia" w:hAnsiTheme="majorHAnsi" w:cstheme="majorBidi"/>
+        <w:rFonts/>
         <w:b/>
         <w:bCs/>
       </w:rPr>
@@ -3646,14 +3444,14 @@
     </w:tblStylePr>
     <w:tblStylePr w:type="firstCol">
       <w:rPr>
-        <w:rFonts w:asciiTheme="majorHAnsi" w:eastAsiaTheme="majorEastAsia" w:hAnsiTheme="majorHAnsi" w:cstheme="majorBidi"/>
+        <w:rFonts/>
         <w:b/>
         <w:bCs/>
       </w:rPr>
     </w:tblStylePr>
     <w:tblStylePr w:type="lastCol">
       <w:rPr>
-        <w:rFonts w:asciiTheme="majorHAnsi" w:eastAsiaTheme="majorEastAsia" w:hAnsiTheme="majorHAnsi" w:cstheme="majorBidi"/>
+        <w:rFonts/>
         <w:b/>
         <w:bCs/>
       </w:rPr>
@@ -3737,7 +3535,7 @@
         <w:spacing w:before="0" w:after="0" w:line="240" w:lineRule="auto"/>
       </w:pPr>
       <w:rPr>
-        <w:rFonts w:asciiTheme="majorHAnsi" w:eastAsiaTheme="majorEastAsia" w:hAnsiTheme="majorHAnsi" w:cstheme="majorBidi"/>
+        <w:rFonts/>
         <w:b/>
         <w:bCs/>
       </w:rPr>
@@ -3758,7 +3556,7 @@
         <w:spacing w:before="0" w:after="0" w:line="240" w:lineRule="auto"/>
       </w:pPr>
       <w:rPr>
-        <w:rFonts w:asciiTheme="majorHAnsi" w:eastAsiaTheme="majorEastAsia" w:hAnsiTheme="majorHAnsi" w:cstheme="majorBidi"/>
+        <w:rFonts/>
         <w:b/>
         <w:bCs/>
       </w:rPr>
@@ -3776,14 +3574,14 @@
     </w:tblStylePr>
     <w:tblStylePr w:type="firstCol">
       <w:rPr>
-        <w:rFonts w:asciiTheme="majorHAnsi" w:eastAsiaTheme="majorEastAsia" w:hAnsiTheme="majorHAnsi" w:cstheme="majorBidi"/>
+        <w:rFonts/>
         <w:b/>
         <w:bCs/>
       </w:rPr>
     </w:tblStylePr>
     <w:tblStylePr w:type="lastCol">
       <w:rPr>
-        <w:rFonts w:asciiTheme="majorHAnsi" w:eastAsiaTheme="majorEastAsia" w:hAnsiTheme="majorHAnsi" w:cstheme="majorBidi"/>
+        <w:rFonts/>
         <w:b/>
         <w:bCs/>
       </w:rPr>
@@ -3867,7 +3665,7 @@
         <w:spacing w:before="0" w:after="0" w:line="240" w:lineRule="auto"/>
       </w:pPr>
       <w:rPr>
-        <w:rFonts w:asciiTheme="majorHAnsi" w:eastAsiaTheme="majorEastAsia" w:hAnsiTheme="majorHAnsi" w:cstheme="majorBidi"/>
+        <w:rFonts/>
         <w:b/>
         <w:bCs/>
       </w:rPr>
@@ -3888,7 +3686,7 @@
         <w:spacing w:before="0" w:after="0" w:line="240" w:lineRule="auto"/>
       </w:pPr>
       <w:rPr>
-        <w:rFonts w:asciiTheme="majorHAnsi" w:eastAsiaTheme="majorEastAsia" w:hAnsiTheme="majorHAnsi" w:cstheme="majorBidi"/>
+        <w:rFonts/>
         <w:b/>
         <w:bCs/>
       </w:rPr>
@@ -3906,14 +3704,14 @@
     </w:tblStylePr>
     <w:tblStylePr w:type="firstCol">
       <w:rPr>
-        <w:rFonts w:asciiTheme="majorHAnsi" w:eastAsiaTheme="majorEastAsia" w:hAnsiTheme="majorHAnsi" w:cstheme="majorBidi"/>
+        <w:rFonts/>
         <w:b/>
         <w:bCs/>
       </w:rPr>
     </w:tblStylePr>
     <w:tblStylePr w:type="lastCol">
       <w:rPr>
-        <w:rFonts w:asciiTheme="majorHAnsi" w:eastAsiaTheme="majorEastAsia" w:hAnsiTheme="majorHAnsi" w:cstheme="majorBidi"/>
+        <w:rFonts/>
         <w:b/>
         <w:bCs/>
       </w:rPr>
@@ -3997,7 +3795,7 @@
         <w:spacing w:before="0" w:after="0" w:line="240" w:lineRule="auto"/>
       </w:pPr>
       <w:rPr>
-        <w:rFonts w:asciiTheme="majorHAnsi" w:eastAsiaTheme="majorEastAsia" w:hAnsiTheme="majorHAnsi" w:cstheme="majorBidi"/>
+        <w:rFonts/>
         <w:b/>
         <w:bCs/>
       </w:rPr>
@@ -4018,7 +3816,7 @@
         <w:spacing w:before="0" w:after="0" w:line="240" w:lineRule="auto"/>
       </w:pPr>
       <w:rPr>
-        <w:rFonts w:asciiTheme="majorHAnsi" w:eastAsiaTheme="majorEastAsia" w:hAnsiTheme="majorHAnsi" w:cstheme="majorBidi"/>
+        <w:rFonts/>
         <w:b/>
         <w:bCs/>
       </w:rPr>
@@ -4036,14 +3834,14 @@
     </w:tblStylePr>
     <w:tblStylePr w:type="firstCol">
       <w:rPr>
-        <w:rFonts w:asciiTheme="majorHAnsi" w:eastAsiaTheme="majorEastAsia" w:hAnsiTheme="majorHAnsi" w:cstheme="majorBidi"/>
+        <w:rFonts/>
         <w:b/>
         <w:bCs/>
       </w:rPr>
     </w:tblStylePr>
     <w:tblStylePr w:type="lastCol">
       <w:rPr>
-        <w:rFonts w:asciiTheme="majorHAnsi" w:eastAsiaTheme="majorEastAsia" w:hAnsiTheme="majorHAnsi" w:cstheme="majorBidi"/>
+        <w:rFonts/>
         <w:b/>
         <w:bCs/>
       </w:rPr>
@@ -4127,7 +3925,7 @@
         <w:spacing w:before="0" w:after="0" w:line="240" w:lineRule="auto"/>
       </w:pPr>
       <w:rPr>
-        <w:rFonts w:asciiTheme="majorHAnsi" w:eastAsiaTheme="majorEastAsia" w:hAnsiTheme="majorHAnsi" w:cstheme="majorBidi"/>
+        <w:rFonts/>
         <w:b/>
         <w:bCs/>
       </w:rPr>
@@ -4148,7 +3946,7 @@
         <w:spacing w:before="0" w:after="0" w:line="240" w:lineRule="auto"/>
       </w:pPr>
       <w:rPr>
-        <w:rFonts w:asciiTheme="majorHAnsi" w:eastAsiaTheme="majorEastAsia" w:hAnsiTheme="majorHAnsi" w:cstheme="majorBidi"/>
+        <w:rFonts/>
         <w:b/>
         <w:bCs/>
       </w:rPr>
@@ -4166,14 +3964,14 @@
     </w:tblStylePr>
     <w:tblStylePr w:type="firstCol">
       <w:rPr>
-        <w:rFonts w:asciiTheme="majorHAnsi" w:eastAsiaTheme="majorEastAsia" w:hAnsiTheme="majorHAnsi" w:cstheme="majorBidi"/>
+        <w:rFonts/>
         <w:b/>
         <w:bCs/>
       </w:rPr>
     </w:tblStylePr>
     <w:tblStylePr w:type="lastCol">
       <w:rPr>
-        <w:rFonts w:asciiTheme="majorHAnsi" w:eastAsiaTheme="majorEastAsia" w:hAnsiTheme="majorHAnsi" w:cstheme="majorBidi"/>
+        <w:rFonts/>
         <w:b/>
         <w:bCs/>
       </w:rPr>
@@ -6038,7 +5836,7 @@
     </w:tblPr>
     <w:tblStylePr w:type="firstRow">
       <w:rPr>
-        <w:rFonts w:asciiTheme="majorHAnsi" w:eastAsiaTheme="majorEastAsia" w:hAnsiTheme="majorHAnsi" w:cstheme="majorBidi"/>
+        <w:rFonts/>
       </w:rPr>
       <w:tblPr/>
       <w:tcPr>
@@ -6122,7 +5920,7 @@
     </w:tblPr>
     <w:tblStylePr w:type="firstRow">
       <w:rPr>
-        <w:rFonts w:asciiTheme="majorHAnsi" w:eastAsiaTheme="majorEastAsia" w:hAnsiTheme="majorHAnsi" w:cstheme="majorBidi"/>
+        <w:rFonts/>
       </w:rPr>
       <w:tblPr/>
       <w:tcPr>
@@ -6206,7 +6004,7 @@
     </w:tblPr>
     <w:tblStylePr w:type="firstRow">
       <w:rPr>
-        <w:rFonts w:asciiTheme="majorHAnsi" w:eastAsiaTheme="majorEastAsia" w:hAnsiTheme="majorHAnsi" w:cstheme="majorBidi"/>
+        <w:rFonts/>
       </w:rPr>
       <w:tblPr/>
       <w:tcPr>
@@ -6290,7 +6088,7 @@
     </w:tblPr>
     <w:tblStylePr w:type="firstRow">
       <w:rPr>
-        <w:rFonts w:asciiTheme="majorHAnsi" w:eastAsiaTheme="majorEastAsia" w:hAnsiTheme="majorHAnsi" w:cstheme="majorBidi"/>
+        <w:rFonts/>
       </w:rPr>
       <w:tblPr/>
       <w:tcPr>
@@ -6374,7 +6172,7 @@
     </w:tblPr>
     <w:tblStylePr w:type="firstRow">
       <w:rPr>
-        <w:rFonts w:asciiTheme="majorHAnsi" w:eastAsiaTheme="majorEastAsia" w:hAnsiTheme="majorHAnsi" w:cstheme="majorBidi"/>
+        <w:rFonts/>
       </w:rPr>
       <w:tblPr/>
       <w:tcPr>
@@ -6458,7 +6256,7 @@
     </w:tblPr>
     <w:tblStylePr w:type="firstRow">
       <w:rPr>
-        <w:rFonts w:asciiTheme="majorHAnsi" w:eastAsiaTheme="majorEastAsia" w:hAnsiTheme="majorHAnsi" w:cstheme="majorBidi"/>
+        <w:rFonts/>
       </w:rPr>
       <w:tblPr/>
       <w:tcPr>
@@ -6542,7 +6340,7 @@
     </w:tblPr>
     <w:tblStylePr w:type="firstRow">
       <w:rPr>
-        <w:rFonts w:asciiTheme="majorHAnsi" w:eastAsiaTheme="majorEastAsia" w:hAnsiTheme="majorHAnsi" w:cstheme="majorBidi"/>
+        <w:rFonts/>
       </w:rPr>
       <w:tblPr/>
       <w:tcPr>
@@ -6607,7 +6405,7 @@
       <w:spacing w:after="0" w:line="240" w:lineRule="auto"/>
     </w:pPr>
     <w:rPr>
-      <w:rFonts w:asciiTheme="majorHAnsi" w:eastAsiaTheme="majorEastAsia" w:hAnsiTheme="majorHAnsi" w:cstheme="majorBidi"/>
+      <w:rFonts/>
       <w:color w:val="000000" w:themeColor="text1"/>
     </w:rPr>
     <w:tblPr>
@@ -6735,7 +6533,7 @@
       <w:spacing w:after="0" w:line="240" w:lineRule="auto"/>
     </w:pPr>
     <w:rPr>
-      <w:rFonts w:asciiTheme="majorHAnsi" w:eastAsiaTheme="majorEastAsia" w:hAnsiTheme="majorHAnsi" w:cstheme="majorBidi"/>
+      <w:rFonts/>
       <w:color w:val="000000" w:themeColor="text1"/>
     </w:rPr>
     <w:tblPr>
@@ -6863,7 +6661,7 @@
       <w:spacing w:after="0" w:line="240" w:lineRule="auto"/>
     </w:pPr>
     <w:rPr>
-      <w:rFonts w:asciiTheme="majorHAnsi" w:eastAsiaTheme="majorEastAsia" w:hAnsiTheme="majorHAnsi" w:cstheme="majorBidi"/>
+      <w:rFonts/>
       <w:color w:val="000000" w:themeColor="text1"/>
     </w:rPr>
     <w:tblPr>
@@ -6991,7 +6789,7 @@
       <w:spacing w:after="0" w:line="240" w:lineRule="auto"/>
     </w:pPr>
     <w:rPr>
-      <w:rFonts w:asciiTheme="majorHAnsi" w:eastAsiaTheme="majorEastAsia" w:hAnsiTheme="majorHAnsi" w:cstheme="majorBidi"/>
+      <w:rFonts/>
       <w:color w:val="000000" w:themeColor="text1"/>
     </w:rPr>
     <w:tblPr>
@@ -7119,7 +6917,7 @@
       <w:spacing w:after="0" w:line="240" w:lineRule="auto"/>
     </w:pPr>
     <w:rPr>
-      <w:rFonts w:asciiTheme="majorHAnsi" w:eastAsiaTheme="majorEastAsia" w:hAnsiTheme="majorHAnsi" w:cstheme="majorBidi"/>
+      <w:rFonts/>
       <w:color w:val="000000" w:themeColor="text1"/>
     </w:rPr>
     <w:tblPr>
@@ -7247,7 +7045,7 @@
       <w:spacing w:after="0" w:line="240" w:lineRule="auto"/>
     </w:pPr>
     <w:rPr>
-      <w:rFonts w:asciiTheme="majorHAnsi" w:eastAsiaTheme="majorEastAsia" w:hAnsiTheme="majorHAnsi" w:cstheme="majorBidi"/>
+      <w:rFonts/>
       <w:color w:val="000000" w:themeColor="text1"/>
     </w:rPr>
     <w:tblPr>
@@ -7375,7 +7173,7 @@
       <w:spacing w:after="0" w:line="240" w:lineRule="auto"/>
     </w:pPr>
     <w:rPr>
-      <w:rFonts w:asciiTheme="majorHAnsi" w:eastAsiaTheme="majorEastAsia" w:hAnsiTheme="majorHAnsi" w:cstheme="majorBidi"/>
+      <w:rFonts/>
       <w:color w:val="000000" w:themeColor="text1"/>
     </w:rPr>
     <w:tblPr>
@@ -8014,7 +7812,7 @@
       <w:spacing w:after="0" w:line="240" w:lineRule="auto"/>
     </w:pPr>
     <w:rPr>
-      <w:rFonts w:asciiTheme="majorHAnsi" w:eastAsiaTheme="majorEastAsia" w:hAnsiTheme="majorHAnsi" w:cstheme="majorBidi"/>
+      <w:rFonts/>
       <w:color w:val="000000" w:themeColor="text1"/>
     </w:rPr>
     <w:tblPr>
@@ -8139,7 +7937,7 @@
       <w:spacing w:after="0" w:line="240" w:lineRule="auto"/>
     </w:pPr>
     <w:rPr>
-      <w:rFonts w:asciiTheme="majorHAnsi" w:eastAsiaTheme="majorEastAsia" w:hAnsiTheme="majorHAnsi" w:cstheme="majorBidi"/>
+      <w:rFonts/>
       <w:color w:val="000000" w:themeColor="text1"/>
     </w:rPr>
     <w:tblPr>
@@ -8264,7 +8062,7 @@
       <w:spacing w:after="0" w:line="240" w:lineRule="auto"/>
     </w:pPr>
     <w:rPr>
-      <w:rFonts w:asciiTheme="majorHAnsi" w:eastAsiaTheme="majorEastAsia" w:hAnsiTheme="majorHAnsi" w:cstheme="majorBidi"/>
+      <w:rFonts/>
       <w:color w:val="000000" w:themeColor="text1"/>
     </w:rPr>
     <w:tblPr>
@@ -8389,7 +8187,7 @@
       <w:spacing w:after="0" w:line="240" w:lineRule="auto"/>
     </w:pPr>
     <w:rPr>
-      <w:rFonts w:asciiTheme="majorHAnsi" w:eastAsiaTheme="majorEastAsia" w:hAnsiTheme="majorHAnsi" w:cstheme="majorBidi"/>
+      <w:rFonts/>
       <w:color w:val="000000" w:themeColor="text1"/>
     </w:rPr>
     <w:tblPr>
@@ -8514,7 +8312,7 @@
       <w:spacing w:after="0" w:line="240" w:lineRule="auto"/>
     </w:pPr>
     <w:rPr>
-      <w:rFonts w:asciiTheme="majorHAnsi" w:eastAsiaTheme="majorEastAsia" w:hAnsiTheme="majorHAnsi" w:cstheme="majorBidi"/>
+      <w:rFonts/>
       <w:color w:val="000000" w:themeColor="text1"/>
     </w:rPr>
     <w:tblPr>
@@ -8639,7 +8437,7 @@
       <w:spacing w:after="0" w:line="240" w:lineRule="auto"/>
     </w:pPr>
     <w:rPr>
-      <w:rFonts w:asciiTheme="majorHAnsi" w:eastAsiaTheme="majorEastAsia" w:hAnsiTheme="majorHAnsi" w:cstheme="majorBidi"/>
+      <w:rFonts/>
       <w:color w:val="000000" w:themeColor="text1"/>
     </w:rPr>
     <w:tblPr>
@@ -8764,7 +8562,7 @@
       <w:spacing w:after="0" w:line="240" w:lineRule="auto"/>
     </w:pPr>
     <w:rPr>
-      <w:rFonts w:asciiTheme="majorHAnsi" w:eastAsiaTheme="majorEastAsia" w:hAnsiTheme="majorHAnsi" w:cstheme="majorBidi"/>
+      <w:rFonts/>
       <w:color w:val="000000" w:themeColor="text1"/>
     </w:rPr>
     <w:tblPr>
